--- a/docs/build-log/Nidan_T-013_Build_Log.docx
+++ b/docs/build-log/Nidan_T-013_Build_Log.docx
@@ -17,7 +17,7 @@
           <w:i/>
           <w:sz w:val="17"/>
         </w:rPr>
-        <w:t>Nidan · generated from docs/build-log/T-013-event-sourced-session-state.md on 2026-09-14</w:t>
+        <w:t>Nidan · generated from docs/build-log/T-013-event-sourced-session-state.md on 2026-09-21</w:t>
       </w:r>
     </w:p>
     <w:p>
